--- a/DB/1/Отчёт_1.docx
+++ b/DB/1/Отчёт_1.docx
@@ -2012,7 +2012,7 @@
     <w:p>
       <w:pPr>
         <w:pStyle w:val="12"/>
-        <w:spacing w:after="360"/>
+        <w:spacing w:before="0" w:after="360"/>
         <w:ind w:firstLine="0"/>
         <w:jc w:val="center"/>
       </w:pPr>
@@ -2153,6 +2153,143 @@
           <w:lang w:eastAsia="ru-RU"/>
         </w:rPr>
         <w:br w:type="page"/>
+      </w:r>
+    </w:p>
+    <w:p>
+      <w:pPr>
+        <w:pStyle w:val="12"/>
+        <w:numPr>
+          <w:ilvl w:val="0"/>
+          <w:numId w:val="49"/>
+        </w:numPr>
+        <w:spacing w:before="0" w:after="360"/>
+      </w:pPr>
+      <w:bookmarkStart w:id="2" w:name="_Toc222732092"/>
+      <w:r>
+        <w:lastRenderedPageBreak/>
+        <w:t>Описание целевой аудитории и стратегии использования</w:t>
+      </w:r>
+      <w:bookmarkEnd w:id="2"/>
+    </w:p>
+    <w:p>
+      <w:pPr>
+        <w:spacing w:line="240" w:lineRule="auto"/>
+      </w:pPr>
+      <w:r>
+        <w:t xml:space="preserve">Основной целевой аудиторией интернет-приложения для управления лицензиями на программное обеспечение являются сотрудники компаний и организаций, использующих коммерческое программное обеспечение в своей профессиональной деятельности. К ним относятся специалисты </w:t>
+      </w:r>
+      <w:r>
+        <w:rPr>
+          <w:lang w:val="en-US"/>
+        </w:rPr>
+        <w:t>IT</w:t>
+      </w:r>
+      <w:r>
+        <w:t xml:space="preserve">-отделов, системные администраторы, менеджеры по информационным технологиям, бухгалтеры, руководители подразделений и представители высшего руководства. Возрастная категория пользователей охватывает диапазон от </w:t>
+      </w:r>
+      <w:r>
+        <w:t>20</w:t>
+      </w:r>
+      <w:r>
+        <w:t xml:space="preserve"> до </w:t>
+      </w:r>
+      <w:r>
+        <w:t>55</w:t>
+      </w:r>
+      <w:r>
+        <w:t xml:space="preserve"> лет, что связано с вовлечённостью различных специалистов в процессы учёта и контроля программных ресурсов.</w:t>
+      </w:r>
+    </w:p>
+    <w:p>
+      <w:pPr>
+        <w:spacing w:line="240" w:lineRule="auto"/>
+      </w:pPr>
+      <w:r>
+        <w:t>Мужчины в возрасте от 20 до 4</w:t>
+      </w:r>
+      <w:r>
+        <w:t>0</w:t>
+      </w:r>
+      <w:r>
+        <w:t xml:space="preserve"> лет чаще всего представлены системными администраторами, </w:t>
+      </w:r>
+      <w:r>
+        <w:rPr>
+          <w:lang w:val="en-US"/>
+        </w:rPr>
+        <w:t>IT</w:t>
+      </w:r>
+      <w:r>
+        <w:t>-специалистами, инженерами по информационной безопасности и техническими руководителями. Они непосредственно занимаются установкой, настройкой и сопровождением программного обеспечения, контролем количества активированных лицензий и сроков их действия. В возрастной группе 4</w:t>
+      </w:r>
+      <w:r>
+        <w:t>0</w:t>
+      </w:r>
+      <w:r>
+        <w:t>–</w:t>
+      </w:r>
+      <w:r>
+        <w:t>55</w:t>
+      </w:r>
+      <w:r>
+        <w:t xml:space="preserve"> лет мужчины чаще занимают руководящие должности (</w:t>
+      </w:r>
+      <w:r>
+        <w:rPr>
+          <w:lang w:val="en-US"/>
+        </w:rPr>
+        <w:t>IT</w:t>
+      </w:r>
+      <w:r>
+        <w:t>-директора, технические директора), принимают решения о закупке лицензий и контролируют соблюдение лицензионной политики организации.</w:t>
+      </w:r>
+    </w:p>
+    <w:p>
+      <w:pPr>
+        <w:spacing w:line="240" w:lineRule="auto"/>
+      </w:pPr>
+      <w:r>
+        <w:t xml:space="preserve">Женщины в возрасте от 20 до </w:t>
+      </w:r>
+      <w:r>
+        <w:t>35</w:t>
+      </w:r>
+      <w:r>
+        <w:t xml:space="preserve"> лет часто представлены специалистами по документообороту, бухгалтерами, менеджерами по закупкам и офис-менеджерами, которые ведут учет приобретённых лицензий, контролируют финансовые документы и взаимодействуют с поставщиками программного обеспечения. В возрастной категории </w:t>
+      </w:r>
+      <w:r>
+        <w:t>35</w:t>
+      </w:r>
+      <w:r>
+        <w:t>–</w:t>
+      </w:r>
+      <w:r>
+        <w:t>55</w:t>
+      </w:r>
+      <w:r>
+        <w:t xml:space="preserve"> лет женщины нередко занимают руководящие и административные должности, принимают участие в планировании бюджета на программное обеспечение и контролируют соблюдение нормативных требований.</w:t>
+      </w:r>
+    </w:p>
+    <w:p>
+      <w:pPr>
+        <w:spacing w:line="240" w:lineRule="auto"/>
+      </w:pPr>
+      <w:r>
+        <w:t>Таким образом, интернет-приложение ориентировано на широкий круг пользователей обоих полов, объединённых профессиональной необходимостью ведения системного и централизованного учёта лицензий на программное обеспечение, оптимизации расходов и обеспечения информационной безопасности организации.</w:t>
+      </w:r>
+    </w:p>
+    <w:p>
+      <w:pPr>
+        <w:spacing w:line="240" w:lineRule="auto"/>
+      </w:pPr>
+      <w:r>
+        <w:t>Следует отметить, что представленная характеристика целевой аудитории не является исчерпывающей. Помимо основных пользователей, непосредственно работающих с системой управления лицензиями, доступ к приложению могут получать и иные категории лиц, например аудиторы, консультанты, представители контролирующих органов или стажёры, участвующие в анализе и проверке использования программного обеспечения. Таким образом, реальный круг пользователей может быть шире заявленной целевой аудитории.</w:t>
+      </w:r>
+      <w:r>
+        <w:t xml:space="preserve"> </w:t>
+      </w:r>
+      <w:r>
+        <w:t>Дополнительно необходимо учитывать уровень цифровой грамотности пользователей. Большинство представителей целевой аудитории обладают базовыми и продвинутыми навыками работы с компьютерной техникой и веб-интерфейсами, однако степень владения специализированными информационными системами может различаться.</w:t>
       </w:r>
     </w:p>
     <w:p>
@@ -2164,143 +2301,6 @@
         </w:numPr>
         <w:spacing w:after="360"/>
       </w:pPr>
-      <w:bookmarkStart w:id="2" w:name="_Toc222732092"/>
-      <w:r>
-        <w:lastRenderedPageBreak/>
-        <w:t>Описание целевой аудитории и стратегии использования</w:t>
-      </w:r>
-      <w:bookmarkEnd w:id="2"/>
-    </w:p>
-    <w:p>
-      <w:pPr>
-        <w:spacing w:line="240" w:lineRule="auto"/>
-      </w:pPr>
-      <w:r>
-        <w:t xml:space="preserve">Основной целевой аудиторией интернет-приложения для управления лицензиями на программное обеспечение являются сотрудники компаний и организаций, использующих коммерческое программное обеспечение в своей профессиональной деятельности. К ним относятся специалисты </w:t>
-      </w:r>
-      <w:r>
-        <w:rPr>
-          <w:lang w:val="en-US"/>
-        </w:rPr>
-        <w:t>IT</w:t>
-      </w:r>
-      <w:r>
-        <w:t xml:space="preserve">-отделов, системные администраторы, менеджеры по информационным технологиям, бухгалтеры, руководители подразделений и представители высшего руководства. Возрастная категория пользователей охватывает диапазон от </w:t>
-      </w:r>
-      <w:r>
-        <w:t>20</w:t>
-      </w:r>
-      <w:r>
-        <w:t xml:space="preserve"> до </w:t>
-      </w:r>
-      <w:r>
-        <w:t>55</w:t>
-      </w:r>
-      <w:r>
-        <w:t xml:space="preserve"> лет, что связано с вовлечённостью различных специалистов в процессы учёта и контроля программных ресурсов.</w:t>
-      </w:r>
-    </w:p>
-    <w:p>
-      <w:pPr>
-        <w:spacing w:line="240" w:lineRule="auto"/>
-      </w:pPr>
-      <w:r>
-        <w:t>Мужчины в возрасте от 20 до 4</w:t>
-      </w:r>
-      <w:r>
-        <w:t>0</w:t>
-      </w:r>
-      <w:r>
-        <w:t xml:space="preserve"> лет чаще всего представлены системными администраторами, </w:t>
-      </w:r>
-      <w:r>
-        <w:rPr>
-          <w:lang w:val="en-US"/>
-        </w:rPr>
-        <w:t>IT</w:t>
-      </w:r>
-      <w:r>
-        <w:t>-специалистами, инженерами по информационной безопасности и техническими руководителями. Они непосредственно занимаются установкой, настройкой и сопровождением программного обеспечения, контролем количества активированных лицензий и сроков их действия. В возрастной группе 4</w:t>
-      </w:r>
-      <w:r>
-        <w:t>0</w:t>
-      </w:r>
-      <w:r>
-        <w:t>–</w:t>
-      </w:r>
-      <w:r>
-        <w:t>55</w:t>
-      </w:r>
-      <w:r>
-        <w:t xml:space="preserve"> лет мужчины чаще занимают руководящие должности (</w:t>
-      </w:r>
-      <w:r>
-        <w:rPr>
-          <w:lang w:val="en-US"/>
-        </w:rPr>
-        <w:t>IT</w:t>
-      </w:r>
-      <w:r>
-        <w:t>-директора, технические директора), принимают решения о закупке лицензий и контролируют соблюдение лицензионной политики организации.</w:t>
-      </w:r>
-    </w:p>
-    <w:p>
-      <w:pPr>
-        <w:spacing w:line="240" w:lineRule="auto"/>
-      </w:pPr>
-      <w:r>
-        <w:t xml:space="preserve">Женщины в возрасте от 20 до </w:t>
-      </w:r>
-      <w:r>
-        <w:t>35</w:t>
-      </w:r>
-      <w:r>
-        <w:t xml:space="preserve"> лет часто представлены специалистами по документообороту, бухгалтерами, менеджерами по закупкам и офис-менеджерами, которые ведут учет приобретённых лицензий, контролируют финансовые документы и взаимодействуют с поставщиками программного обеспечения. В возрастной категории </w:t>
-      </w:r>
-      <w:r>
-        <w:t>35</w:t>
-      </w:r>
-      <w:r>
-        <w:t>–</w:t>
-      </w:r>
-      <w:r>
-        <w:t>55</w:t>
-      </w:r>
-      <w:r>
-        <w:t xml:space="preserve"> лет женщины нередко занимают руководящие и административные должности, принимают участие в планировании бюджета на программное обеспечение и контролируют соблюдение нормативных требований.</w:t>
-      </w:r>
-    </w:p>
-    <w:p>
-      <w:pPr>
-        <w:spacing w:line="240" w:lineRule="auto"/>
-      </w:pPr>
-      <w:r>
-        <w:t>Таким образом, интернет-приложение ориентировано на широкий круг пользователей обоих полов, объединённых профессиональной необходимостью ведения системного и централизованного учёта лицензий на программное обеспечение, оптимизации расходов и обеспечения информационной безопасности организации.</w:t>
-      </w:r>
-    </w:p>
-    <w:p>
-      <w:pPr>
-        <w:spacing w:line="240" w:lineRule="auto"/>
-      </w:pPr>
-      <w:r>
-        <w:t>Следует отметить, что представленная характеристика целевой аудитории не является исчерпывающей. Помимо основных пользователей, непосредственно работающих с системой управления лицензиями, доступ к приложению могут получать и иные категории лиц, например аудиторы, консультанты, представители контролирующих органов или стажёры, участвующие в анализе и проверке использования программного обеспечения. Таким образом, реальный круг пользователей может быть шире заявленной целевой аудитории.</w:t>
-      </w:r>
-      <w:r>
-        <w:t xml:space="preserve"> </w:t>
-      </w:r>
-      <w:r>
-        <w:t>Дополнительно необходимо учитывать уровень цифровой грамотности пользователей. Большинство представителей целевой аудитории обладают базовыми и продвинутыми навыками работы с компьютерной техникой и веб-интерфейсами, однако степень владения специализированными информационными системами может различаться.</w:t>
-      </w:r>
-    </w:p>
-    <w:p>
-      <w:pPr>
-        <w:pStyle w:val="12"/>
-        <w:numPr>
-          <w:ilvl w:val="0"/>
-          <w:numId w:val="49"/>
-        </w:numPr>
-        <w:spacing w:after="360"/>
-      </w:pPr>
       <w:bookmarkStart w:id="3" w:name="_Toc222732093"/>
       <w:r>
         <w:lastRenderedPageBreak/>
@@ -2346,7 +2346,13 @@
         <w:rPr>
           <w:lang w:val="en-US" w:eastAsia="ru-RU"/>
         </w:rPr>
-        <w:t>UML-</w:t>
+        <w:t>UML</w:t>
+      </w:r>
+      <w:r>
+        <w:rPr>
+          <w:lang w:eastAsia="ru-RU"/>
+        </w:rPr>
+        <w:t>-</w:t>
       </w:r>
       <w:r>
         <w:rPr>
@@ -2359,17 +2365,17 @@
       <w:pPr>
         <w:pStyle w:val="a3"/>
         <w:rPr>
-          <w:lang w:val="en-US" w:eastAsia="ru-RU"/>
-        </w:rPr>
-      </w:pPr>
-      <w:r>
-        <w:rPr>
-          <w:lang w:val="en-US" w:eastAsia="ru-RU"/>
+          <w:lang w:eastAsia="ru-RU"/>
+        </w:rPr>
+      </w:pPr>
+      <w:r>
+        <w:rPr>
+          <w:lang w:eastAsia="ru-RU"/>
         </w:rPr>
         <w:drawing>
-          <wp:inline distT="0" distB="0" distL="0" distR="0" wp14:anchorId="6D065807" wp14:editId="45741A7A">
-            <wp:extent cx="5940425" cy="3640455"/>
-            <wp:effectExtent l="19050" t="19050" r="22225" b="17145"/>
+          <wp:inline distT="0" distB="0" distL="0" distR="0" wp14:anchorId="3F959CE0" wp14:editId="27606CDF">
+            <wp:extent cx="5940425" cy="3488690"/>
+            <wp:effectExtent l="19050" t="19050" r="22225" b="16510"/>
             <wp:docPr id="1" name="Рисунок 1"/>
             <wp:cNvGraphicFramePr>
               <a:graphicFrameLocks xmlns:a="http://schemas.openxmlformats.org/drawingml/2006/main" noChangeAspect="1"/>
@@ -2390,7 +2396,7 @@
                   <pic:spPr>
                     <a:xfrm>
                       <a:off x="0" y="0"/>
-                      <a:ext cx="5940425" cy="3640455"/>
+                      <a:ext cx="5940425" cy="3488690"/>
                     </a:xfrm>
                     <a:prstGeom prst="rect">
                       <a:avLst/>
@@ -5242,16 +5248,20 @@
               <w:rPr>
                 <w:lang w:eastAsia="ru-RU"/>
               </w:rPr>
-              <w:t xml:space="preserve">Количество </w:t>
-            </w:r>
-            <w:proofErr w:type="spellStart"/>
+              <w:t>Количество лицен</w:t>
+            </w:r>
             <w:r>
               <w:rPr>
                 <w:lang w:eastAsia="ru-RU"/>
               </w:rPr>
-              <w:t>лиценций</w:t>
-            </w:r>
-            <w:proofErr w:type="spellEnd"/>
+              <w:t>з</w:t>
+            </w:r>
+            <w:r>
+              <w:rPr>
+                <w:lang w:eastAsia="ru-RU"/>
+              </w:rPr>
+              <w:t>ий</w:t>
+            </w:r>
           </w:p>
         </w:tc>
       </w:tr>
